--- a/codes_v2/results_98_1403 - v3.docx
+++ b/codes_v2/results_98_1403 - v3.docx
@@ -1770,15 +1770,14 @@
       <w:r>
         <w:rPr>
           <w:rFonts w:cs="B Nazanin"/>
-          <w:noProof/>
           <w:rtl/>
           <w:lang w:bidi="fa-IR"/>
         </w:rPr>
         <w:drawing>
-          <wp:inline distT="0" distB="0" distL="0" distR="0" wp14:anchorId="10FB6A6E" wp14:editId="1C475710">
-            <wp:extent cx="5943600" cy="1351280"/>
-            <wp:effectExtent l="0" t="0" r="0" b="1270"/>
-            <wp:docPr id="818494896" name="Picture 1"/>
+          <wp:inline distT="0" distB="0" distL="0" distR="0" wp14:anchorId="252606AC" wp14:editId="63AB489F">
+            <wp:extent cx="5943600" cy="1372235"/>
+            <wp:effectExtent l="0" t="0" r="0" b="0"/>
+            <wp:docPr id="1557219484" name="Picture 1"/>
             <wp:cNvGraphicFramePr>
               <a:graphicFrameLocks xmlns:a="http://schemas.openxmlformats.org/drawingml/2006/main" noChangeAspect="1"/>
             </wp:cNvGraphicFramePr>
@@ -1786,7 +1785,7 @@
               <a:graphicData uri="http://schemas.openxmlformats.org/drawingml/2006/picture">
                 <pic:pic xmlns:pic="http://schemas.openxmlformats.org/drawingml/2006/picture">
                   <pic:nvPicPr>
-                    <pic:cNvPr id="818494896" name=""/>
+                    <pic:cNvPr id="1557219484" name=""/>
                     <pic:cNvPicPr/>
                   </pic:nvPicPr>
                   <pic:blipFill>
@@ -1798,7 +1797,7 @@
                   <pic:spPr>
                     <a:xfrm>
                       <a:off x="0" y="0"/>
-                      <a:ext cx="5943600" cy="1351280"/>
+                      <a:ext cx="5943600" cy="1372235"/>
                     </a:xfrm>
                     <a:prstGeom prst="rect">
                       <a:avLst/>
@@ -1841,15 +1840,14 @@
       <w:r>
         <w:rPr>
           <w:rFonts w:cs="B Nazanin"/>
-          <w:noProof/>
           <w:rtl/>
           <w:lang w:bidi="fa-IR"/>
         </w:rPr>
         <w:drawing>
-          <wp:inline distT="0" distB="0" distL="0" distR="0" wp14:anchorId="22B48FB5" wp14:editId="7DFB8DD8">
-            <wp:extent cx="5943600" cy="1365250"/>
-            <wp:effectExtent l="0" t="0" r="0" b="6350"/>
-            <wp:docPr id="1192452921" name="Picture 1"/>
+          <wp:inline distT="0" distB="0" distL="0" distR="0" wp14:anchorId="038520AB" wp14:editId="29457166">
+            <wp:extent cx="5943600" cy="1511935"/>
+            <wp:effectExtent l="0" t="0" r="0" b="0"/>
+            <wp:docPr id="977854062" name="Picture 1"/>
             <wp:cNvGraphicFramePr>
               <a:graphicFrameLocks xmlns:a="http://schemas.openxmlformats.org/drawingml/2006/main" noChangeAspect="1"/>
             </wp:cNvGraphicFramePr>
@@ -1857,7 +1855,7 @@
               <a:graphicData uri="http://schemas.openxmlformats.org/drawingml/2006/picture">
                 <pic:pic xmlns:pic="http://schemas.openxmlformats.org/drawingml/2006/picture">
                   <pic:nvPicPr>
-                    <pic:cNvPr id="1192452921" name=""/>
+                    <pic:cNvPr id="977854062" name=""/>
                     <pic:cNvPicPr/>
                   </pic:nvPicPr>
                   <pic:blipFill>
@@ -1869,7 +1867,7 @@
                   <pic:spPr>
                     <a:xfrm>
                       <a:off x="0" y="0"/>
-                      <a:ext cx="5943600" cy="1365250"/>
+                      <a:ext cx="5943600" cy="1511935"/>
                     </a:xfrm>
                     <a:prstGeom prst="rect">
                       <a:avLst/>
@@ -1912,15 +1910,15 @@
       <w:r>
         <w:rPr>
           <w:rFonts w:cs="B Nazanin"/>
-          <w:noProof/>
-          <w:rtl/>
-          <w:lang w:bidi="fa-IR"/>
-        </w:rPr>
+          <w:rtl/>
+          <w:lang w:bidi="fa-IR"/>
+        </w:rPr>
+        <w:lastRenderedPageBreak/>
         <w:drawing>
-          <wp:inline distT="0" distB="0" distL="0" distR="0" wp14:anchorId="06FF1A3A" wp14:editId="0FBC0017">
-            <wp:extent cx="5943600" cy="1351915"/>
-            <wp:effectExtent l="0" t="0" r="0" b="635"/>
-            <wp:docPr id="2105464966" name="Picture 1"/>
+          <wp:inline distT="0" distB="0" distL="0" distR="0" wp14:anchorId="1CC44C36" wp14:editId="191E1638">
+            <wp:extent cx="5943600" cy="1576705"/>
+            <wp:effectExtent l="0" t="0" r="0" b="4445"/>
+            <wp:docPr id="1305262600" name="Picture 1"/>
             <wp:cNvGraphicFramePr>
               <a:graphicFrameLocks xmlns:a="http://schemas.openxmlformats.org/drawingml/2006/main" noChangeAspect="1"/>
             </wp:cNvGraphicFramePr>
@@ -1928,7 +1926,7 @@
               <a:graphicData uri="http://schemas.openxmlformats.org/drawingml/2006/picture">
                 <pic:pic xmlns:pic="http://schemas.openxmlformats.org/drawingml/2006/picture">
                   <pic:nvPicPr>
-                    <pic:cNvPr id="2105464966" name=""/>
+                    <pic:cNvPr id="1305262600" name=""/>
                     <pic:cNvPicPr/>
                   </pic:nvPicPr>
                   <pic:blipFill>
@@ -1940,7 +1938,7 @@
                   <pic:spPr>
                     <a:xfrm>
                       <a:off x="0" y="0"/>
-                      <a:ext cx="5943600" cy="1351915"/>
+                      <a:ext cx="5943600" cy="1576705"/>
                     </a:xfrm>
                     <a:prstGeom prst="rect">
                       <a:avLst/>
@@ -1982,16 +1980,14 @@
       <w:r>
         <w:rPr>
           <w:rFonts w:cs="B Nazanin"/>
-          <w:noProof/>
-          <w:rtl/>
-          <w:lang w:bidi="fa-IR"/>
-        </w:rPr>
-        <w:lastRenderedPageBreak/>
+          <w:rtl/>
+          <w:lang w:bidi="fa-IR"/>
+        </w:rPr>
         <w:drawing>
-          <wp:inline distT="0" distB="0" distL="0" distR="0" wp14:anchorId="737A6A6B" wp14:editId="7BBDC5F0">
-            <wp:extent cx="5943600" cy="1477010"/>
-            <wp:effectExtent l="0" t="0" r="0" b="8890"/>
-            <wp:docPr id="1684465209" name="Picture 1"/>
+          <wp:inline distT="0" distB="0" distL="0" distR="0" wp14:anchorId="4ED18625" wp14:editId="161D2A1C">
+            <wp:extent cx="5943600" cy="1542415"/>
+            <wp:effectExtent l="0" t="0" r="0" b="635"/>
+            <wp:docPr id="1516485783" name="Picture 1"/>
             <wp:cNvGraphicFramePr>
               <a:graphicFrameLocks xmlns:a="http://schemas.openxmlformats.org/drawingml/2006/main" noChangeAspect="1"/>
             </wp:cNvGraphicFramePr>
@@ -1999,7 +1995,7 @@
               <a:graphicData uri="http://schemas.openxmlformats.org/drawingml/2006/picture">
                 <pic:pic xmlns:pic="http://schemas.openxmlformats.org/drawingml/2006/picture">
                   <pic:nvPicPr>
-                    <pic:cNvPr id="1684465209" name=""/>
+                    <pic:cNvPr id="1516485783" name=""/>
                     <pic:cNvPicPr/>
                   </pic:nvPicPr>
                   <pic:blipFill>
@@ -2011,7 +2007,7 @@
                   <pic:spPr>
                     <a:xfrm>
                       <a:off x="0" y="0"/>
-                      <a:ext cx="5943600" cy="1477010"/>
+                      <a:ext cx="5943600" cy="1542415"/>
                     </a:xfrm>
                     <a:prstGeom prst="rect">
                       <a:avLst/>
@@ -2054,15 +2050,14 @@
       <w:r>
         <w:rPr>
           <w:rFonts w:cs="B Nazanin"/>
-          <w:noProof/>
           <w:rtl/>
           <w:lang w:bidi="fa-IR"/>
         </w:rPr>
         <w:drawing>
-          <wp:inline distT="0" distB="0" distL="0" distR="0" wp14:anchorId="4B2AE1B7" wp14:editId="4A35A925">
-            <wp:extent cx="5943600" cy="1320165"/>
+          <wp:inline distT="0" distB="0" distL="0" distR="0" wp14:anchorId="6C375CF8" wp14:editId="24D8ED21">
+            <wp:extent cx="5943600" cy="1525270"/>
             <wp:effectExtent l="0" t="0" r="0" b="0"/>
-            <wp:docPr id="1555892910" name="Picture 1"/>
+            <wp:docPr id="916858432" name="Picture 1"/>
             <wp:cNvGraphicFramePr>
               <a:graphicFrameLocks xmlns:a="http://schemas.openxmlformats.org/drawingml/2006/main" noChangeAspect="1"/>
             </wp:cNvGraphicFramePr>
@@ -2070,7 +2065,7 @@
               <a:graphicData uri="http://schemas.openxmlformats.org/drawingml/2006/picture">
                 <pic:pic xmlns:pic="http://schemas.openxmlformats.org/drawingml/2006/picture">
                   <pic:nvPicPr>
-                    <pic:cNvPr id="1555892910" name=""/>
+                    <pic:cNvPr id="916858432" name=""/>
                     <pic:cNvPicPr/>
                   </pic:nvPicPr>
                   <pic:blipFill>
@@ -2082,7 +2077,7 @@
                   <pic:spPr>
                     <a:xfrm>
                       <a:off x="0" y="0"/>
-                      <a:ext cx="5943600" cy="1320165"/>
+                      <a:ext cx="5943600" cy="1525270"/>
                     </a:xfrm>
                     <a:prstGeom prst="rect">
                       <a:avLst/>
@@ -2251,15 +2246,14 @@
       <w:r>
         <w:rPr>
           <w:rFonts w:cs="B Nazanin"/>
-          <w:noProof/>
           <w:rtl/>
           <w:lang w:bidi="fa-IR"/>
         </w:rPr>
         <w:drawing>
-          <wp:inline distT="0" distB="0" distL="0" distR="0" wp14:anchorId="423CEA97" wp14:editId="69825490">
-            <wp:extent cx="5943600" cy="1308735"/>
-            <wp:effectExtent l="0" t="0" r="0" b="5715"/>
-            <wp:docPr id="787515931" name="Picture 1"/>
+          <wp:inline distT="0" distB="0" distL="0" distR="0" wp14:anchorId="424F77B3" wp14:editId="0FADF55E">
+            <wp:extent cx="5943600" cy="1534795"/>
+            <wp:effectExtent l="0" t="0" r="0" b="8255"/>
+            <wp:docPr id="662466364" name="Picture 1"/>
             <wp:cNvGraphicFramePr>
               <a:graphicFrameLocks xmlns:a="http://schemas.openxmlformats.org/drawingml/2006/main" noChangeAspect="1"/>
             </wp:cNvGraphicFramePr>
@@ -2267,7 +2261,7 @@
               <a:graphicData uri="http://schemas.openxmlformats.org/drawingml/2006/picture">
                 <pic:pic xmlns:pic="http://schemas.openxmlformats.org/drawingml/2006/picture">
                   <pic:nvPicPr>
-                    <pic:cNvPr id="787515931" name=""/>
+                    <pic:cNvPr id="662466364" name=""/>
                     <pic:cNvPicPr/>
                   </pic:nvPicPr>
                   <pic:blipFill>
@@ -2279,7 +2273,7 @@
                   <pic:spPr>
                     <a:xfrm>
                       <a:off x="0" y="0"/>
-                      <a:ext cx="5943600" cy="1308735"/>
+                      <a:ext cx="5943600" cy="1534795"/>
                     </a:xfrm>
                     <a:prstGeom prst="rect">
                       <a:avLst/>
@@ -2322,15 +2316,14 @@
       <w:r>
         <w:rPr>
           <w:rFonts w:cs="B Nazanin"/>
-          <w:noProof/>
           <w:rtl/>
           <w:lang w:bidi="fa-IR"/>
         </w:rPr>
         <w:drawing>
-          <wp:inline distT="0" distB="0" distL="0" distR="0" wp14:anchorId="123A350D" wp14:editId="7FAE952D">
-            <wp:extent cx="5943600" cy="1334135"/>
-            <wp:effectExtent l="0" t="0" r="0" b="0"/>
-            <wp:docPr id="244948306" name="Picture 1"/>
+          <wp:inline distT="0" distB="0" distL="0" distR="0" wp14:anchorId="07AB6708" wp14:editId="2638A818">
+            <wp:extent cx="5943600" cy="1460500"/>
+            <wp:effectExtent l="0" t="0" r="0" b="6350"/>
+            <wp:docPr id="780611778" name="Picture 1"/>
             <wp:cNvGraphicFramePr>
               <a:graphicFrameLocks xmlns:a="http://schemas.openxmlformats.org/drawingml/2006/main" noChangeAspect="1"/>
             </wp:cNvGraphicFramePr>
@@ -2338,7 +2331,7 @@
               <a:graphicData uri="http://schemas.openxmlformats.org/drawingml/2006/picture">
                 <pic:pic xmlns:pic="http://schemas.openxmlformats.org/drawingml/2006/picture">
                   <pic:nvPicPr>
-                    <pic:cNvPr id="244948306" name=""/>
+                    <pic:cNvPr id="780611778" name=""/>
                     <pic:cNvPicPr/>
                   </pic:nvPicPr>
                   <pic:blipFill>
@@ -2350,7 +2343,7 @@
                   <pic:spPr>
                     <a:xfrm>
                       <a:off x="0" y="0"/>
-                      <a:ext cx="5943600" cy="1334135"/>
+                      <a:ext cx="5943600" cy="1460500"/>
                     </a:xfrm>
                     <a:prstGeom prst="rect">
                       <a:avLst/>
@@ -2393,15 +2386,14 @@
       <w:r>
         <w:rPr>
           <w:rFonts w:cs="B Nazanin"/>
-          <w:noProof/>
           <w:rtl/>
           <w:lang w:bidi="fa-IR"/>
         </w:rPr>
         <w:drawing>
-          <wp:inline distT="0" distB="0" distL="0" distR="0" wp14:anchorId="4CB04718" wp14:editId="04DE3E3D">
-            <wp:extent cx="5943600" cy="1265555"/>
-            <wp:effectExtent l="0" t="0" r="0" b="0"/>
-            <wp:docPr id="157227753" name="Picture 1"/>
+          <wp:inline distT="0" distB="0" distL="0" distR="0" wp14:anchorId="7DE68380" wp14:editId="6A9A1F27">
+            <wp:extent cx="5943600" cy="1367155"/>
+            <wp:effectExtent l="0" t="0" r="0" b="4445"/>
+            <wp:docPr id="1740097295" name="Picture 1"/>
             <wp:cNvGraphicFramePr>
               <a:graphicFrameLocks xmlns:a="http://schemas.openxmlformats.org/drawingml/2006/main" noChangeAspect="1"/>
             </wp:cNvGraphicFramePr>
@@ -2409,7 +2401,7 @@
               <a:graphicData uri="http://schemas.openxmlformats.org/drawingml/2006/picture">
                 <pic:pic xmlns:pic="http://schemas.openxmlformats.org/drawingml/2006/picture">
                   <pic:nvPicPr>
-                    <pic:cNvPr id="157227753" name=""/>
+                    <pic:cNvPr id="1740097295" name=""/>
                     <pic:cNvPicPr/>
                   </pic:nvPicPr>
                   <pic:blipFill>
@@ -2421,7 +2413,7 @@
                   <pic:spPr>
                     <a:xfrm>
                       <a:off x="0" y="0"/>
-                      <a:ext cx="5943600" cy="1265555"/>
+                      <a:ext cx="5943600" cy="1367155"/>
                     </a:xfrm>
                     <a:prstGeom prst="rect">
                       <a:avLst/>
@@ -2449,6 +2441,7 @@
           <w:rtl/>
           <w:lang w:bidi="fa-IR"/>
         </w:rPr>
+        <w:lastRenderedPageBreak/>
         <w:t>خانوارهای شهری:</w:t>
       </w:r>
     </w:p>
@@ -2463,16 +2456,14 @@
       <w:r>
         <w:rPr>
           <w:rFonts w:cs="B Nazanin"/>
-          <w:noProof/>
-          <w:rtl/>
-          <w:lang w:bidi="fa-IR"/>
-        </w:rPr>
-        <w:lastRenderedPageBreak/>
+          <w:rtl/>
+          <w:lang w:bidi="fa-IR"/>
+        </w:rPr>
         <w:drawing>
-          <wp:inline distT="0" distB="0" distL="0" distR="0" wp14:anchorId="1EDEDA1F" wp14:editId="5055BCF1">
-            <wp:extent cx="5943600" cy="1397635"/>
-            <wp:effectExtent l="0" t="0" r="0" b="0"/>
-            <wp:docPr id="828877438" name="Picture 1"/>
+          <wp:inline distT="0" distB="0" distL="0" distR="0" wp14:anchorId="6A74924F" wp14:editId="40B6243E">
+            <wp:extent cx="5943600" cy="1533525"/>
+            <wp:effectExtent l="0" t="0" r="0" b="9525"/>
+            <wp:docPr id="779750400" name="Picture 1"/>
             <wp:cNvGraphicFramePr>
               <a:graphicFrameLocks xmlns:a="http://schemas.openxmlformats.org/drawingml/2006/main" noChangeAspect="1"/>
             </wp:cNvGraphicFramePr>
@@ -2480,7 +2471,7 @@
               <a:graphicData uri="http://schemas.openxmlformats.org/drawingml/2006/picture">
                 <pic:pic xmlns:pic="http://schemas.openxmlformats.org/drawingml/2006/picture">
                   <pic:nvPicPr>
-                    <pic:cNvPr id="828877438" name=""/>
+                    <pic:cNvPr id="779750400" name=""/>
                     <pic:cNvPicPr/>
                   </pic:nvPicPr>
                   <pic:blipFill>
@@ -2492,7 +2483,7 @@
                   <pic:spPr>
                     <a:xfrm>
                       <a:off x="0" y="0"/>
-                      <a:ext cx="5943600" cy="1397635"/>
+                      <a:ext cx="5943600" cy="1533525"/>
                     </a:xfrm>
                     <a:prstGeom prst="rect">
                       <a:avLst/>
@@ -2534,15 +2525,14 @@
       <w:r>
         <w:rPr>
           <w:rFonts w:cs="B Nazanin"/>
-          <w:noProof/>
           <w:rtl/>
           <w:lang w:bidi="fa-IR"/>
         </w:rPr>
         <w:drawing>
-          <wp:inline distT="0" distB="0" distL="0" distR="0" wp14:anchorId="5FE29791" wp14:editId="7AF876F1">
-            <wp:extent cx="5943600" cy="1362710"/>
-            <wp:effectExtent l="0" t="0" r="0" b="8890"/>
-            <wp:docPr id="1103762603" name="Picture 1"/>
+          <wp:inline distT="0" distB="0" distL="0" distR="0" wp14:anchorId="0CF91E95" wp14:editId="435D4587">
+            <wp:extent cx="5943600" cy="1570990"/>
+            <wp:effectExtent l="0" t="0" r="0" b="0"/>
+            <wp:docPr id="1342209077" name="Picture 1"/>
             <wp:cNvGraphicFramePr>
               <a:graphicFrameLocks xmlns:a="http://schemas.openxmlformats.org/drawingml/2006/main" noChangeAspect="1"/>
             </wp:cNvGraphicFramePr>
@@ -2550,7 +2540,7 @@
               <a:graphicData uri="http://schemas.openxmlformats.org/drawingml/2006/picture">
                 <pic:pic xmlns:pic="http://schemas.openxmlformats.org/drawingml/2006/picture">
                   <pic:nvPicPr>
-                    <pic:cNvPr id="1103762603" name=""/>
+                    <pic:cNvPr id="1342209077" name=""/>
                     <pic:cNvPicPr/>
                   </pic:nvPicPr>
                   <pic:blipFill>
@@ -2562,7 +2552,7 @@
                   <pic:spPr>
                     <a:xfrm>
                       <a:off x="0" y="0"/>
-                      <a:ext cx="5943600" cy="1362710"/>
+                      <a:ext cx="5943600" cy="1570990"/>
                     </a:xfrm>
                     <a:prstGeom prst="rect">
                       <a:avLst/>
